--- a/DB2 12.1 with DB2 Auditing - CAP systems.docx
+++ b/DB2 12.1 with DB2 Auditing - CAP systems.docx
@@ -17,6 +17,7 @@
     </w:p>
     <w:sdt>
       <w:sdtPr>
+        <w:id w:val="-1823401655"/>
         <w:docPartObj>
           <w:docPartGallery w:val="Table of Contents"/>
           <w:docPartUnique w:val="1"/>
@@ -7567,7 +7568,7 @@
           <w:u w:val="single"/>
           <w:rtl w:val="0"/>
         </w:rPr>
-        <w:t xml:space="preserve">Horrible formatting below, it’s the best I can do. </w:t>
+        <w:t xml:space="preserve">Horrible formatting below, it’s the best I can do with a word processor. </w:t>
       </w:r>
       <w:r>
         <w:rPr>
@@ -8085,7 +8086,21 @@
         <w:rPr>
           <w:rtl w:val="0"/>
         </w:rPr>
-        <w:t xml:space="preserve">One doesn’t exist in this case. But let’s pretend one was added by mistake. </w:t>
+        <w:t xml:space="preserve">One doesn’t exist in this case. </w:t>
+      </w:r>
+      <w:r>
+        <w:rPr>
+          <w:b w:val="1"/>
+          <w:u w:val="single"/>
+          <w:rtl w:val="0"/>
+        </w:rPr>
+        <w:t xml:space="preserve">But let’s pretend one was added by mistake.</w:t>
+      </w:r>
+      <w:r>
+        <w:rPr>
+          <w:rtl w:val="0"/>
+        </w:rPr>
+        <w:t xml:space="preserve"> </w:t>
       </w:r>
     </w:p>
     <w:p>
@@ -8125,6 +8140,149 @@
     </w:p>
     <w:p>
       <w:pPr>
+        <w:rPr>
+          <w:color w:val="0000ff"/>
+          <w:sz w:val="21"/>
+          <w:szCs w:val="21"/>
+          <w:shd w:fill="f6f7f8" w:val="clear"/>
+        </w:rPr>
+      </w:pPr>
+      <w:r>
+        <w:rPr>
+          <w:rtl w:val="0"/>
+        </w:rPr>
+      </w:r>
+    </w:p>
+    <w:p>
+      <w:pPr>
+        <w:rPr>
+          <w:sz w:val="21"/>
+          <w:szCs w:val="21"/>
+          <w:shd w:fill="f6f7f8" w:val="clear"/>
+        </w:rPr>
+      </w:pPr>
+      <w:r>
+        <w:rPr>
+          <w:sz w:val="21"/>
+          <w:szCs w:val="21"/>
+          <w:shd w:fill="f6f7f8" w:val="clear"/>
+          <w:rtl w:val="0"/>
+        </w:rPr>
+        <w:t xml:space="preserve">OOPS!</w:t>
+      </w:r>
+    </w:p>
+    <w:p>
+      <w:pPr>
+        <w:rPr>
+          <w:sz w:val="21"/>
+          <w:szCs w:val="21"/>
+          <w:u w:val="single"/>
+          <w:shd w:fill="f6f7f8" w:val="clear"/>
+        </w:rPr>
+      </w:pPr>
+      <w:r>
+        <w:rPr>
+          <w:rtl w:val="0"/>
+        </w:rPr>
+      </w:r>
+    </w:p>
+    <w:p>
+      <w:pPr>
+        <w:rPr>
+          <w:color w:val="0000ff"/>
+          <w:sz w:val="21"/>
+          <w:szCs w:val="21"/>
+          <w:shd w:fill="f6f7f8" w:val="clear"/>
+        </w:rPr>
+      </w:pPr>
+      <w:r>
+        <w:rPr>
+          <w:sz w:val="21"/>
+          <w:szCs w:val="21"/>
+          <w:u w:val="single"/>
+          <w:shd w:fill="f6f7f8" w:val="clear"/>
+          <w:rtl w:val="0"/>
+        </w:rPr>
+        <w:t xml:space="preserve">To remove the user from the policy:</w:t>
+      </w:r>
+      <w:r>
+        <w:rPr>
+          <w:color w:val="0000ff"/>
+          <w:sz w:val="21"/>
+          <w:szCs w:val="21"/>
+          <w:u w:val="single"/>
+          <w:shd w:fill="f6f7f8" w:val="clear"/>
+          <w:rtl w:val="0"/>
+        </w:rPr>
+        <w:t xml:space="preserve"> </w:t>
+      </w:r>
+      <w:r>
+        <w:rPr>
+          <w:color w:val="0000ff"/>
+          <w:sz w:val="21"/>
+          <w:szCs w:val="21"/>
+          <w:shd w:fill="f6f7f8" w:val="clear"/>
+          <w:rtl w:val="0"/>
+        </w:rPr>
+        <w:br w:type="textWrapping"/>
+      </w:r>
+      <w:r>
+        <w:rPr>
+          <w:sz w:val="21"/>
+          <w:szCs w:val="21"/>
+          <w:shd w:fill="f6f7f8" w:val="clear"/>
+          <w:rtl w:val="0"/>
+        </w:rPr>
+        <w:t xml:space="preserve">jq03a010:db2cai 30&gt;</w:t>
+      </w:r>
+      <w:r>
+        <w:rPr>
+          <w:color w:val="0000ff"/>
+          <w:sz w:val="21"/>
+          <w:szCs w:val="21"/>
+          <w:shd w:fill="f6f7f8" w:val="clear"/>
+          <w:rtl w:val="0"/>
+        </w:rPr>
+        <w:t xml:space="preserve"> db2 audit user sapcap remove policy </w:t>
+      </w:r>
+    </w:p>
+    <w:p>
+      <w:pPr>
+        <w:rPr>
+          <w:color w:val="980000"/>
+          <w:sz w:val="21"/>
+          <w:szCs w:val="21"/>
+          <w:shd w:fill="f6f7f8" w:val="clear"/>
+        </w:rPr>
+      </w:pPr>
+      <w:r>
+        <w:rPr>
+          <w:color w:val="980000"/>
+          <w:sz w:val="21"/>
+          <w:szCs w:val="21"/>
+          <w:shd w:fill="f6f7f8" w:val="clear"/>
+          <w:rtl w:val="0"/>
+        </w:rPr>
+        <w:t xml:space="preserve">DB20000I  The SQL command completed successfully.</w:t>
+      </w:r>
+    </w:p>
+    <w:p>
+      <w:pPr>
+        <w:rPr>
+          <w:color w:val="0000ff"/>
+          <w:sz w:val="21"/>
+          <w:szCs w:val="21"/>
+          <w:shd w:fill="f6f7f8" w:val="clear"/>
+        </w:rPr>
+      </w:pPr>
+      <w:r>
+        <w:rPr>
+          <w:rtl w:val="0"/>
+        </w:rPr>
+      </w:r>
+    </w:p>
+    <w:p>
+      <w:pPr>
         <w:pStyle w:val="Heading4"/>
         <w:rPr>
           <w:color w:val="980000"/>
@@ -8133,26 +8291,6 @@
       </w:pPr>
       <w:bookmarkStart w:colFirst="0" w:colLast="0" w:name="_zctdoalczicq" w:id="21"/>
       <w:bookmarkEnd w:id="21"/>
-      <w:r>
-        <w:rPr>
-          <w:rtl w:val="0"/>
-        </w:rPr>
-        <w:br w:type="textWrapping"/>
-      </w:r>
-      <w:r>
-        <w:rPr>
-          <w:color w:val="980000"/>
-          <w:rtl w:val="0"/>
-        </w:rPr>
-        <w:t xml:space="preserve">DB20000I  The SQL command completed successfully.</w:t>
-      </w:r>
-      <w:r>
-        <w:rPr>
-          <w:rtl w:val="0"/>
-        </w:rPr>
-        <w:br w:type="textWrapping"/>
-        <w:br w:type="textWrapping"/>
-      </w:r>
       <w:r>
         <w:rPr>
           <w:color w:val="666666"/>
@@ -8202,6 +8340,156 @@
     </w:p>
     <w:p>
       <w:pPr>
+        <w:pStyle w:val="Heading3"/>
+        <w:rPr/>
+      </w:pPr>
+      <w:bookmarkStart w:colFirst="0" w:colLast="0" w:name="_cxyj0f58it45" w:id="22"/>
+      <w:bookmarkEnd w:id="22"/>
+      <w:r>
+        <w:rPr>
+          <w:rtl w:val="0"/>
+        </w:rPr>
+        <w:t xml:space="preserve">Dropping the audit policy </w:t>
+        <w:br w:type="textWrapping"/>
+        <w:br w:type="textWrapping"/>
+        <w:t xml:space="preserve">db2 drop audit policy CAPSCHEMA</w:t>
+      </w:r>
+    </w:p>
+    <w:p>
+      <w:pPr>
+        <w:rPr/>
+      </w:pPr>
+      <w:r>
+        <w:rPr>
+          <w:rtl w:val="0"/>
+        </w:rPr>
+      </w:r>
+    </w:p>
+    <w:p>
+      <w:pPr>
+        <w:rPr>
+          <w:color w:val="0000ff"/>
+        </w:rPr>
+      </w:pPr>
+      <w:r>
+        <w:rPr>
+          <w:rtl w:val="0"/>
+        </w:rPr>
+        <w:t xml:space="preserve">jq03a010:db2cai 7&gt; </w:t>
+      </w:r>
+      <w:r>
+        <w:rPr>
+          <w:color w:val="0000ff"/>
+          <w:rtl w:val="0"/>
+        </w:rPr>
+        <w:t xml:space="preserve">db2 drop audit policy CAPSCHEMA</w:t>
+      </w:r>
+    </w:p>
+    <w:p>
+      <w:pPr>
+        <w:rPr>
+          <w:color w:val="980000"/>
+        </w:rPr>
+      </w:pPr>
+      <w:r>
+        <w:rPr>
+          <w:color w:val="980000"/>
+          <w:rtl w:val="0"/>
+        </w:rPr>
+        <w:t xml:space="preserve">DB20000I  The SQL command completed successfully.</w:t>
+      </w:r>
+    </w:p>
+    <w:p>
+      <w:pPr>
+        <w:rPr>
+          <w:color w:val="0000ff"/>
+        </w:rPr>
+      </w:pPr>
+      <w:r>
+        <w:rPr>
+          <w:rtl w:val="0"/>
+        </w:rPr>
+        <w:t xml:space="preserve">jq03a010:db2cai 8&gt; </w:t>
+      </w:r>
+      <w:r>
+        <w:rPr>
+          <w:color w:val="0000ff"/>
+          <w:rtl w:val="0"/>
+        </w:rPr>
+        <w:t xml:space="preserve">db2 commit</w:t>
+      </w:r>
+    </w:p>
+    <w:p>
+      <w:pPr>
+        <w:rPr>
+          <w:color w:val="980000"/>
+        </w:rPr>
+      </w:pPr>
+      <w:r>
+        <w:rPr>
+          <w:color w:val="980000"/>
+          <w:rtl w:val="0"/>
+        </w:rPr>
+        <w:t xml:space="preserve">DB20000I  The SQL command completed successfully.</w:t>
+      </w:r>
+    </w:p>
+    <w:p>
+      <w:pPr>
+        <w:rPr/>
+      </w:pPr>
+      <w:r>
+        <w:rPr>
+          <w:rtl w:val="0"/>
+        </w:rPr>
+      </w:r>
+    </w:p>
+    <w:p>
+      <w:pPr>
+        <w:rPr/>
+      </w:pPr>
+      <w:r>
+        <w:rPr>
+          <w:rtl w:val="0"/>
+        </w:rPr>
+        <w:t xml:space="preserve">I always make sure a commit statement is issued in this case. </w:t>
+      </w:r>
+    </w:p>
+    <w:p>
+      <w:pPr>
+        <w:rPr/>
+      </w:pPr>
+      <w:r>
+        <w:rPr>
+          <w:rtl w:val="0"/>
+        </w:rPr>
+      </w:r>
+    </w:p>
+    <w:p>
+      <w:pPr>
+        <w:rPr>
+          <w:u w:val="single"/>
+        </w:rPr>
+      </w:pPr>
+      <w:r>
+        <w:rPr>
+          <w:u w:val="single"/>
+          <w:rtl w:val="0"/>
+        </w:rPr>
+        <w:t xml:space="preserve">You need to stop and start the database instance to take effect.</w:t>
+      </w:r>
+    </w:p>
+    <w:p>
+      <w:pPr>
+        <w:rPr/>
+      </w:pPr>
+      <w:r>
+        <w:rPr>
+          <w:rtl w:val="0"/>
+        </w:rPr>
+      </w:r>
+    </w:p>
+    <w:p>
+      <w:pPr>
         <w:rPr/>
       </w:pPr>
       <w:r>
@@ -8215,8 +8503,8 @@
         <w:pStyle w:val="Heading4"/>
         <w:rPr/>
       </w:pPr>
-      <w:bookmarkStart w:colFirst="0" w:colLast="0" w:name="_gkq56yzdwgph" w:id="22"/>
-      <w:bookmarkEnd w:id="22"/>
+      <w:bookmarkStart w:colFirst="0" w:colLast="0" w:name="_gkq56yzdwgph" w:id="23"/>
+      <w:bookmarkEnd w:id="23"/>
       <w:r>
         <w:rPr>
           <w:rtl w:val="0"/>
@@ -9150,8 +9438,8 @@
         <w:pStyle w:val="Heading5"/>
         <w:rPr/>
       </w:pPr>
-      <w:bookmarkStart w:colFirst="0" w:colLast="0" w:name="_cce3lo20hbv0" w:id="23"/>
-      <w:bookmarkEnd w:id="23"/>
+      <w:bookmarkStart w:colFirst="0" w:colLast="0" w:name="_cce3lo20hbv0" w:id="24"/>
+      <w:bookmarkEnd w:id="24"/>
       <w:r>
         <w:rPr>
           <w:rtl w:val="0"/>
@@ -9385,8 +9673,8 @@
         <w:pStyle w:val="Heading3"/>
         <w:rPr/>
       </w:pPr>
-      <w:bookmarkStart w:colFirst="0" w:colLast="0" w:name="_w50ay34m2wt2" w:id="24"/>
-      <w:bookmarkEnd w:id="24"/>
+      <w:bookmarkStart w:colFirst="0" w:colLast="0" w:name="_w50ay34m2wt2" w:id="25"/>
+      <w:bookmarkEnd w:id="25"/>
       <w:r>
         <w:rPr>
           <w:rtl w:val="0"/>
@@ -9496,8 +9784,8 @@
           <w:u w:val="single"/>
         </w:rPr>
       </w:pPr>
-      <w:bookmarkStart w:colFirst="0" w:colLast="0" w:name="_bojjz1jwuqn9" w:id="25"/>
-      <w:bookmarkEnd w:id="25"/>
+      <w:bookmarkStart w:colFirst="0" w:colLast="0" w:name="_bojjz1jwuqn9" w:id="26"/>
+      <w:bookmarkEnd w:id="26"/>
       <w:r>
         <w:rPr>
           <w:color w:val="000000"/>
@@ -9956,12 +10244,12 @@
           <wp:inline distB="114300" distT="114300" distL="114300" distR="114300">
             <wp:extent cx="4086225" cy="1466850"/>
             <wp:effectExtent b="0" l="0" r="0" t="0"/>
-            <wp:docPr id="2" name="image4.png"/>
+            <wp:docPr id="2" name="image2.png"/>
             <a:graphic>
               <a:graphicData uri="http://schemas.openxmlformats.org/drawingml/2006/picture">
                 <pic:pic>
                   <pic:nvPicPr>
-                    <pic:cNvPr id="0" name="image4.png"/>
+                    <pic:cNvPr id="0" name="image2.png"/>
                     <pic:cNvPicPr preferRelativeResize="0"/>
                   </pic:nvPicPr>
                   <pic:blipFill>
@@ -10036,8 +10324,8 @@
           <w:shd w:fill="f5f5f5" w:val="clear"/>
         </w:rPr>
       </w:pPr>
-      <w:bookmarkStart w:colFirst="0" w:colLast="0" w:name="_3wr00o4fm1hb" w:id="26"/>
-      <w:bookmarkEnd w:id="26"/>
+      <w:bookmarkStart w:colFirst="0" w:colLast="0" w:name="_3wr00o4fm1hb" w:id="27"/>
+      <w:bookmarkEnd w:id="27"/>
       <w:r>
         <w:rPr>
           <w:color w:val="434343"/>
@@ -10999,13 +11287,136 @@
     </w:p>
     <w:p>
       <w:pPr>
-        <w:rPr/>
-      </w:pPr>
+        <w:pStyle w:val="Heading5"/>
+        <w:rPr/>
+      </w:pPr>
+      <w:bookmarkStart w:colFirst="0" w:colLast="0" w:name="_uklywr8b450x" w:id="28"/>
+      <w:bookmarkEnd w:id="28"/>
       <w:r>
         <w:rPr>
           <w:rtl w:val="0"/>
         </w:rPr>
         <w:t xml:space="preserve">Please note that for this implementation we only include the “execute” settings.     </w:t>
+        <w:br w:type="textWrapping"/>
+        <w:br w:type="textWrapping"/>
+        <w:t xml:space="preserve">Dropping the audit policy </w:t>
+        <w:br w:type="textWrapping"/>
+        <w:br w:type="textWrapping"/>
+        <w:t xml:space="preserve">db2 drop audit policy CAPSCHEMA</w:t>
+      </w:r>
+    </w:p>
+    <w:p>
+      <w:pPr>
+        <w:rPr/>
+      </w:pPr>
+      <w:r>
+        <w:rPr>
+          <w:rtl w:val="0"/>
+        </w:rPr>
+      </w:r>
+    </w:p>
+    <w:p>
+      <w:pPr>
+        <w:rPr>
+          <w:color w:val="0000ff"/>
+        </w:rPr>
+      </w:pPr>
+      <w:r>
+        <w:rPr>
+          <w:rtl w:val="0"/>
+        </w:rPr>
+        <w:t xml:space="preserve">jq03a010:db2cai 7&gt; </w:t>
+      </w:r>
+      <w:r>
+        <w:rPr>
+          <w:color w:val="0000ff"/>
+          <w:rtl w:val="0"/>
+        </w:rPr>
+        <w:t xml:space="preserve">db2 drop audit policy CAPSCHEMA</w:t>
+      </w:r>
+    </w:p>
+    <w:p>
+      <w:pPr>
+        <w:rPr>
+          <w:color w:val="980000"/>
+        </w:rPr>
+      </w:pPr>
+      <w:r>
+        <w:rPr>
+          <w:color w:val="980000"/>
+          <w:rtl w:val="0"/>
+        </w:rPr>
+        <w:t xml:space="preserve">DB20000I  The SQL command completed successfully.</w:t>
+      </w:r>
+    </w:p>
+    <w:p>
+      <w:pPr>
+        <w:rPr>
+          <w:color w:val="0000ff"/>
+        </w:rPr>
+      </w:pPr>
+      <w:r>
+        <w:rPr>
+          <w:rtl w:val="0"/>
+        </w:rPr>
+        <w:t xml:space="preserve">jq03a010:db2cai 8&gt; </w:t>
+      </w:r>
+      <w:r>
+        <w:rPr>
+          <w:color w:val="0000ff"/>
+          <w:rtl w:val="0"/>
+        </w:rPr>
+        <w:t xml:space="preserve">db2 commit</w:t>
+      </w:r>
+    </w:p>
+    <w:p>
+      <w:pPr>
+        <w:rPr>
+          <w:color w:val="980000"/>
+        </w:rPr>
+      </w:pPr>
+      <w:r>
+        <w:rPr>
+          <w:color w:val="980000"/>
+          <w:rtl w:val="0"/>
+        </w:rPr>
+        <w:t xml:space="preserve">DB20000I  The SQL command completed successfully.</w:t>
+      </w:r>
+    </w:p>
+    <w:p>
+      <w:pPr>
+        <w:rPr/>
+      </w:pPr>
+      <w:r>
+        <w:rPr>
+          <w:rtl w:val="0"/>
+        </w:rPr>
+      </w:r>
+    </w:p>
+    <w:p>
+      <w:pPr>
+        <w:rPr/>
+      </w:pPr>
+      <w:r>
+        <w:rPr>
+          <w:rtl w:val="0"/>
+        </w:rPr>
+        <w:t xml:space="preserve">I always make sure a commit statement is issued in this case. </w:t>
+      </w:r>
+      <w:r>
+        <w:rPr>
+          <w:rtl w:val="0"/>
+        </w:rPr>
+      </w:r>
+    </w:p>
+    <w:p>
+      <w:pPr>
+        <w:rPr/>
+      </w:pPr>
+      <w:r>
+        <w:rPr>
+          <w:rtl w:val="0"/>
+        </w:rPr>
       </w:r>
     </w:p>
     <w:p>
@@ -11013,8 +11424,8 @@
         <w:pStyle w:val="Heading5"/>
         <w:rPr/>
       </w:pPr>
-      <w:bookmarkStart w:colFirst="0" w:colLast="0" w:name="_wjdmlw97hhwp" w:id="27"/>
-      <w:bookmarkEnd w:id="27"/>
+      <w:bookmarkStart w:colFirst="0" w:colLast="0" w:name="_wjdmlw97hhwp" w:id="29"/>
+      <w:bookmarkEnd w:id="29"/>
       <w:r>
         <w:rPr>
           <w:rtl w:val="0"/>
@@ -11390,12 +11801,12 @@
           <wp:inline distB="114300" distT="114300" distL="114300" distR="114300">
             <wp:extent cx="8410575" cy="1209675"/>
             <wp:effectExtent b="0" l="0" r="0" t="0"/>
-            <wp:docPr id="4" name="image2.png"/>
+            <wp:docPr id="4" name="image3.png"/>
             <a:graphic>
               <a:graphicData uri="http://schemas.openxmlformats.org/drawingml/2006/picture">
                 <pic:pic>
                   <pic:nvPicPr>
-                    <pic:cNvPr id="0" name="image2.png"/>
+                    <pic:cNvPr id="0" name="image3.png"/>
                     <pic:cNvPicPr preferRelativeResize="0"/>
                   </pic:nvPicPr>
                   <pic:blipFill>
@@ -11440,8 +11851,8 @@
         <w:pStyle w:val="Heading2"/>
         <w:rPr/>
       </w:pPr>
-      <w:bookmarkStart w:colFirst="0" w:colLast="0" w:name="_4utylsdbzzr6" w:id="28"/>
-      <w:bookmarkEnd w:id="28"/>
+      <w:bookmarkStart w:colFirst="0" w:colLast="0" w:name="_4utylsdbzzr6" w:id="30"/>
+      <w:bookmarkEnd w:id="30"/>
       <w:r>
         <w:rPr>
           <w:rtl w:val="0"/>
@@ -11454,8 +11865,8 @@
         <w:pStyle w:val="Heading3"/>
         <w:rPr/>
       </w:pPr>
-      <w:bookmarkStart w:colFirst="0" w:colLast="0" w:name="_95t1gomnwew" w:id="29"/>
-      <w:bookmarkEnd w:id="29"/>
+      <w:bookmarkStart w:colFirst="0" w:colLast="0" w:name="_95t1gomnwew" w:id="31"/>
+      <w:bookmarkEnd w:id="31"/>
       <w:r>
         <w:rPr>
           <w:rtl w:val="0"/>
@@ -11534,8 +11945,8 @@
         <w:ind w:left="720" w:hanging="360"/>
         <w:rPr/>
       </w:pPr>
-      <w:bookmarkStart w:colFirst="0" w:colLast="0" w:name="_oph5xpyzju9y" w:id="30"/>
-      <w:bookmarkEnd w:id="30"/>
+      <w:bookmarkStart w:colFirst="0" w:colLast="0" w:name="_oph5xpyzju9y" w:id="32"/>
+      <w:bookmarkEnd w:id="32"/>
       <w:r>
         <w:rPr>
           <w:rtl w:val="0"/>
@@ -13681,8 +14092,8 @@
         <w:ind w:left="720" w:hanging="360"/>
         <w:rPr/>
       </w:pPr>
-      <w:bookmarkStart w:colFirst="0" w:colLast="0" w:name="_ye4w8tlmyfyi" w:id="31"/>
-      <w:bookmarkEnd w:id="31"/>
+      <w:bookmarkStart w:colFirst="0" w:colLast="0" w:name="_ye4w8tlmyfyi" w:id="33"/>
+      <w:bookmarkEnd w:id="33"/>
       <w:r>
         <w:rPr>
           <w:rtl w:val="0"/>
@@ -13836,8 +14247,8 @@
         <w:pStyle w:val="Heading3"/>
         <w:rPr/>
       </w:pPr>
-      <w:bookmarkStart w:colFirst="0" w:colLast="0" w:name="_exsh5waox6g" w:id="32"/>
-      <w:bookmarkEnd w:id="32"/>
+      <w:bookmarkStart w:colFirst="0" w:colLast="0" w:name="_exsh5waox6g" w:id="34"/>
+      <w:bookmarkEnd w:id="34"/>
       <w:r>
         <w:rPr>
           <w:rtl w:val="0"/>
@@ -14199,8 +14610,8 @@
         <w:pStyle w:val="Heading2"/>
         <w:rPr/>
       </w:pPr>
-      <w:bookmarkStart w:colFirst="0" w:colLast="0" w:name="_jhxww4wmsskf" w:id="33"/>
-      <w:bookmarkEnd w:id="33"/>
+      <w:bookmarkStart w:colFirst="0" w:colLast="0" w:name="_jhxww4wmsskf" w:id="35"/>
+      <w:bookmarkEnd w:id="35"/>
       <w:r>
         <w:rPr>
           <w:rtl w:val="0"/>
@@ -14349,8 +14760,8 @@
         <w:pStyle w:val="Heading5"/>
         <w:rPr/>
       </w:pPr>
-      <w:bookmarkStart w:colFirst="0" w:colLast="0" w:name="_2chjymvpk7fv" w:id="34"/>
-      <w:bookmarkEnd w:id="34"/>
+      <w:bookmarkStart w:colFirst="0" w:colLast="0" w:name="_2chjymvpk7fv" w:id="36"/>
+      <w:bookmarkEnd w:id="36"/>
       <w:r>
         <w:rPr>
           <w:rtl w:val="0"/>
@@ -15969,8 +16380,8 @@
         <w:pStyle w:val="Heading5"/>
         <w:rPr/>
       </w:pPr>
-      <w:bookmarkStart w:colFirst="0" w:colLast="0" w:name="_akx2tofsfgff" w:id="35"/>
-      <w:bookmarkEnd w:id="35"/>
+      <w:bookmarkStart w:colFirst="0" w:colLast="0" w:name="_akx2tofsfgff" w:id="37"/>
+      <w:bookmarkEnd w:id="37"/>
       <w:r>
         <w:rPr>
           <w:rtl w:val="0"/>
@@ -16013,8 +16424,8 @@
         <w:pStyle w:val="Heading2"/>
         <w:rPr/>
       </w:pPr>
-      <w:bookmarkStart w:colFirst="0" w:colLast="0" w:name="_hfblgktivabl" w:id="36"/>
-      <w:bookmarkEnd w:id="36"/>
+      <w:bookmarkStart w:colFirst="0" w:colLast="0" w:name="_hfblgktivabl" w:id="38"/>
+      <w:bookmarkEnd w:id="38"/>
       <w:r>
         <w:rPr>
           <w:rtl w:val="0"/>
@@ -17854,8 +18265,8 @@
         <w:pStyle w:val="Heading3"/>
         <w:rPr/>
       </w:pPr>
-      <w:bookmarkStart w:colFirst="0" w:colLast="0" w:name="_e55qtlj8p3e1" w:id="37"/>
-      <w:bookmarkEnd w:id="37"/>
+      <w:bookmarkStart w:colFirst="0" w:colLast="0" w:name="_e55qtlj8p3e1" w:id="39"/>
+      <w:bookmarkEnd w:id="39"/>
       <w:r>
         <w:rPr>
           <w:rtl w:val="0"/>
@@ -20944,12 +21355,12 @@
           <wp:inline distB="114300" distT="114300" distL="114300" distR="114300">
             <wp:extent cx="2143125" cy="2143125"/>
             <wp:effectExtent b="0" l="0" r="0" t="0"/>
-            <wp:docPr id="3" name="image1.png"/>
+            <wp:docPr id="3" name="image4.png"/>
             <a:graphic>
               <a:graphicData uri="http://schemas.openxmlformats.org/drawingml/2006/picture">
                 <pic:pic>
                   <pic:nvPicPr>
-                    <pic:cNvPr id="0" name="image1.png"/>
+                    <pic:cNvPr id="0" name="image4.png"/>
                     <pic:cNvPicPr preferRelativeResize="0"/>
                   </pic:nvPicPr>
                   <pic:blipFill>
@@ -23018,8 +23429,8 @@
         <w:pStyle w:val="Heading3"/>
         <w:rPr/>
       </w:pPr>
-      <w:bookmarkStart w:colFirst="0" w:colLast="0" w:name="_vf88uow43v8s" w:id="38"/>
-      <w:bookmarkEnd w:id="38"/>
+      <w:bookmarkStart w:colFirst="0" w:colLast="0" w:name="_vf88uow43v8s" w:id="40"/>
+      <w:bookmarkEnd w:id="40"/>
       <w:r>
         <w:rPr>
           <w:rtl w:val="0"/>
@@ -24008,8 +24419,8 @@
         <w:pStyle w:val="Heading2"/>
         <w:rPr/>
       </w:pPr>
-      <w:bookmarkStart w:colFirst="0" w:colLast="0" w:name="_rv56af6x1b2y" w:id="39"/>
-      <w:bookmarkEnd w:id="39"/>
+      <w:bookmarkStart w:colFirst="0" w:colLast="0" w:name="_rv56af6x1b2y" w:id="41"/>
+      <w:bookmarkEnd w:id="41"/>
       <w:r>
         <w:rPr>
           <w:rtl w:val="0"/>
@@ -24022,8 +24433,8 @@
         <w:pStyle w:val="Heading3"/>
         <w:rPr/>
       </w:pPr>
-      <w:bookmarkStart w:colFirst="0" w:colLast="0" w:name="_kv15gz91q27i" w:id="40"/>
-      <w:bookmarkEnd w:id="40"/>
+      <w:bookmarkStart w:colFirst="0" w:colLast="0" w:name="_kv15gz91q27i" w:id="42"/>
+      <w:bookmarkEnd w:id="42"/>
       <w:r>
         <w:rPr>
           <w:rtl w:val="0"/>
@@ -24081,8 +24492,8 @@
         <w:pStyle w:val="Heading4"/>
         <w:rPr/>
       </w:pPr>
-      <w:bookmarkStart w:colFirst="0" w:colLast="0" w:name="_u1tty9r8gr6u" w:id="41"/>
-      <w:bookmarkEnd w:id="41"/>
+      <w:bookmarkStart w:colFirst="0" w:colLast="0" w:name="_u1tty9r8gr6u" w:id="43"/>
+      <w:bookmarkEnd w:id="43"/>
       <w:r>
         <w:rPr>
           <w:rtl w:val="0"/>
@@ -24343,8 +24754,8 @@
         <w:pStyle w:val="Heading4"/>
         <w:rPr/>
       </w:pPr>
-      <w:bookmarkStart w:colFirst="0" w:colLast="0" w:name="_sguif4rsz81e" w:id="42"/>
-      <w:bookmarkEnd w:id="42"/>
+      <w:bookmarkStart w:colFirst="0" w:colLast="0" w:name="_sguif4rsz81e" w:id="44"/>
+      <w:bookmarkEnd w:id="44"/>
       <w:r>
         <w:rPr>
           <w:rtl w:val="0"/>
@@ -24437,8 +24848,8 @@
         <w:widowControl w:val="0"/>
         <w:rPr/>
       </w:pPr>
-      <w:bookmarkStart w:colFirst="0" w:colLast="0" w:name="_dpf0gz5xt110" w:id="43"/>
-      <w:bookmarkEnd w:id="43"/>
+      <w:bookmarkStart w:colFirst="0" w:colLast="0" w:name="_dpf0gz5xt110" w:id="45"/>
+      <w:bookmarkEnd w:id="45"/>
       <w:r>
         <w:rPr>
           <w:color w:val="980000"/>
@@ -24583,8 +24994,8 @@
         <w:widowControl w:val="0"/>
         <w:rPr/>
       </w:pPr>
-      <w:bookmarkStart w:colFirst="0" w:colLast="0" w:name="_tphx8xnbtozj" w:id="44"/>
-      <w:bookmarkEnd w:id="44"/>
+      <w:bookmarkStart w:colFirst="0" w:colLast="0" w:name="_tphx8xnbtozj" w:id="46"/>
+      <w:bookmarkEnd w:id="46"/>
       <w:r>
         <w:rPr>
           <w:rtl w:val="0"/>
@@ -24866,8 +25277,8 @@
         <w:widowControl w:val="0"/>
         <w:rPr/>
       </w:pPr>
-      <w:bookmarkStart w:colFirst="0" w:colLast="0" w:name="_d29ldohb8wqf" w:id="45"/>
-      <w:bookmarkEnd w:id="45"/>
+      <w:bookmarkStart w:colFirst="0" w:colLast="0" w:name="_d29ldohb8wqf" w:id="47"/>
+      <w:bookmarkEnd w:id="47"/>
       <w:r>
         <w:rPr>
           <w:rtl w:val="0"/>
@@ -24881,8 +25292,8 @@
         <w:widowControl w:val="0"/>
         <w:rPr/>
       </w:pPr>
-      <w:bookmarkStart w:colFirst="0" w:colLast="0" w:name="_bdgt7yd7vucc" w:id="46"/>
-      <w:bookmarkEnd w:id="46"/>
+      <w:bookmarkStart w:colFirst="0" w:colLast="0" w:name="_bdgt7yd7vucc" w:id="48"/>
+      <w:bookmarkEnd w:id="48"/>
       <w:r>
         <w:rPr>
           <w:rtl w:val="0"/>
@@ -25025,8 +25436,8 @@
         <w:widowControl w:val="0"/>
         <w:rPr/>
       </w:pPr>
-      <w:bookmarkStart w:colFirst="0" w:colLast="0" w:name="_mj1q9tddgqmr" w:id="47"/>
-      <w:bookmarkEnd w:id="47"/>
+      <w:bookmarkStart w:colFirst="0" w:colLast="0" w:name="_mj1q9tddgqmr" w:id="49"/>
+      <w:bookmarkEnd w:id="49"/>
       <w:r>
         <w:rPr>
           <w:rtl w:val="0"/>
@@ -25108,8 +25519,8 @@
           <w:szCs w:val="24"/>
         </w:rPr>
       </w:pPr>
-      <w:bookmarkStart w:colFirst="0" w:colLast="0" w:name="_8ivjouv0aoo" w:id="48"/>
-      <w:bookmarkEnd w:id="48"/>
+      <w:bookmarkStart w:colFirst="0" w:colLast="0" w:name="_8ivjouv0aoo" w:id="50"/>
+      <w:bookmarkEnd w:id="50"/>
       <w:r>
         <w:rPr>
           <w:rtl w:val="0"/>
@@ -25343,8 +25754,8 @@
         <w:widowControl w:val="0"/>
         <w:rPr/>
       </w:pPr>
-      <w:bookmarkStart w:colFirst="0" w:colLast="0" w:name="_e2jw2d9nd30h" w:id="49"/>
-      <w:bookmarkEnd w:id="49"/>
+      <w:bookmarkStart w:colFirst="0" w:colLast="0" w:name="_e2jw2d9nd30h" w:id="51"/>
+      <w:bookmarkEnd w:id="51"/>
       <w:r>
         <w:rPr>
           <w:rtl w:val="0"/>
@@ -25500,8 +25911,8 @@
         <w:pStyle w:val="Heading4"/>
         <w:rPr/>
       </w:pPr>
-      <w:bookmarkStart w:colFirst="0" w:colLast="0" w:name="_lqk698v7xof1" w:id="50"/>
-      <w:bookmarkEnd w:id="50"/>
+      <w:bookmarkStart w:colFirst="0" w:colLast="0" w:name="_lqk698v7xof1" w:id="52"/>
+      <w:bookmarkEnd w:id="52"/>
       <w:r>
         <w:rPr>
           <w:rtl w:val="0"/>
@@ -25915,8 +26326,8 @@
         <w:widowControl w:val="0"/>
         <w:rPr/>
       </w:pPr>
-      <w:bookmarkStart w:colFirst="0" w:colLast="0" w:name="_l3srma5nofk2" w:id="51"/>
-      <w:bookmarkEnd w:id="51"/>
+      <w:bookmarkStart w:colFirst="0" w:colLast="0" w:name="_l3srma5nofk2" w:id="53"/>
+      <w:bookmarkEnd w:id="53"/>
       <w:r>
         <w:rPr>
           <w:rtl w:val="0"/>
@@ -26406,8 +26817,8 @@
         <w:pStyle w:val="Heading3"/>
         <w:rPr/>
       </w:pPr>
-      <w:bookmarkStart w:colFirst="0" w:colLast="0" w:name="_ise8tsgw2w9s" w:id="52"/>
-      <w:bookmarkEnd w:id="52"/>
+      <w:bookmarkStart w:colFirst="0" w:colLast="0" w:name="_ise8tsgw2w9s" w:id="54"/>
+      <w:bookmarkEnd w:id="54"/>
       <w:r>
         <w:rPr>
           <w:rtl w:val="0"/>
@@ -26420,8 +26831,8 @@
         <w:pStyle w:val="Heading4"/>
         <w:rPr/>
       </w:pPr>
-      <w:bookmarkStart w:colFirst="0" w:colLast="0" w:name="_gklycu97uuew" w:id="53"/>
-      <w:bookmarkEnd w:id="53"/>
+      <w:bookmarkStart w:colFirst="0" w:colLast="0" w:name="_gklycu97uuew" w:id="55"/>
+      <w:bookmarkEnd w:id="55"/>
       <w:r>
         <w:rPr>
           <w:rtl w:val="0"/>
@@ -26441,8 +26852,8 @@
         <w:spacing w:after="0" w:before="0" w:lineRule="auto"/>
         <w:rPr/>
       </w:pPr>
-      <w:bookmarkStart w:colFirst="0" w:colLast="0" w:name="_93u61q7x4bmi" w:id="54"/>
-      <w:bookmarkEnd w:id="54"/>
+      <w:bookmarkStart w:colFirst="0" w:colLast="0" w:name="_93u61q7x4bmi" w:id="56"/>
+      <w:bookmarkEnd w:id="56"/>
       <w:r>
         <w:rPr>
           <w:rtl w:val="0"/>
@@ -26490,8 +26901,8 @@
           <w:szCs w:val="26"/>
         </w:rPr>
       </w:pPr>
-      <w:bookmarkStart w:colFirst="0" w:colLast="0" w:name="_r618i0b95sxt" w:id="55"/>
-      <w:bookmarkEnd w:id="55"/>
+      <w:bookmarkStart w:colFirst="0" w:colLast="0" w:name="_r618i0b95sxt" w:id="57"/>
+      <w:bookmarkEnd w:id="57"/>
       <w:r>
         <w:rPr>
           <w:rtl w:val="0"/>
@@ -26770,8 +27181,8 @@
         <w:pStyle w:val="Heading4"/>
         <w:rPr/>
       </w:pPr>
-      <w:bookmarkStart w:colFirst="0" w:colLast="0" w:name="_hf451utup702" w:id="56"/>
-      <w:bookmarkEnd w:id="56"/>
+      <w:bookmarkStart w:colFirst="0" w:colLast="0" w:name="_hf451utup702" w:id="58"/>
+      <w:bookmarkEnd w:id="58"/>
       <w:r>
         <w:rPr>
           <w:rtl w:val="0"/>
@@ -27267,8 +27678,8 @@
         <w:pStyle w:val="Heading4"/>
         <w:rPr/>
       </w:pPr>
-      <w:bookmarkStart w:colFirst="0" w:colLast="0" w:name="_6pvgtpavis9w" w:id="57"/>
-      <w:bookmarkEnd w:id="57"/>
+      <w:bookmarkStart w:colFirst="0" w:colLast="0" w:name="_6pvgtpavis9w" w:id="59"/>
+      <w:bookmarkEnd w:id="59"/>
       <w:r>
         <w:rPr>
           <w:rtl w:val="0"/>
@@ -27296,8 +27707,8 @@
         <w:pStyle w:val="Heading5"/>
         <w:rPr/>
       </w:pPr>
-      <w:bookmarkStart w:colFirst="0" w:colLast="0" w:name="_ps33p3t5admj" w:id="58"/>
-      <w:bookmarkEnd w:id="58"/>
+      <w:bookmarkStart w:colFirst="0" w:colLast="0" w:name="_ps33p3t5admj" w:id="60"/>
+      <w:bookmarkEnd w:id="60"/>
       <w:r>
         <w:rPr>
           <w:rtl w:val="0"/>
@@ -28074,8 +28485,8 @@
           <w:color w:val="000000"/>
         </w:rPr>
       </w:pPr>
-      <w:bookmarkStart w:colFirst="0" w:colLast="0" w:name="_qrjruv98boaj" w:id="59"/>
-      <w:bookmarkEnd w:id="59"/>
+      <w:bookmarkStart w:colFirst="0" w:colLast="0" w:name="_qrjruv98boaj" w:id="61"/>
+      <w:bookmarkEnd w:id="61"/>
       <w:r>
         <w:rPr>
           <w:sz w:val="21"/>
@@ -29011,8 +29422,8 @@
         <w:pStyle w:val="Heading4"/>
         <w:rPr/>
       </w:pPr>
-      <w:bookmarkStart w:colFirst="0" w:colLast="0" w:name="_h63l2da5ijgy" w:id="60"/>
-      <w:bookmarkEnd w:id="60"/>
+      <w:bookmarkStart w:colFirst="0" w:colLast="0" w:name="_h63l2da5ijgy" w:id="62"/>
+      <w:bookmarkEnd w:id="62"/>
       <w:r>
         <w:rPr>
           <w:rtl w:val="0"/>
@@ -29026,8 +29437,8 @@
         <w:pStyle w:val="Heading4"/>
         <w:rPr/>
       </w:pPr>
-      <w:bookmarkStart w:colFirst="0" w:colLast="0" w:name="_los95m785cl6" w:id="61"/>
-      <w:bookmarkEnd w:id="61"/>
+      <w:bookmarkStart w:colFirst="0" w:colLast="0" w:name="_los95m785cl6" w:id="63"/>
+      <w:bookmarkEnd w:id="63"/>
       <w:hyperlink r:id="rId37">
         <w:r>
           <w:rPr>
@@ -29107,8 +29518,8 @@
         <w:pStyle w:val="Heading3"/>
         <w:rPr/>
       </w:pPr>
-      <w:bookmarkStart w:colFirst="0" w:colLast="0" w:name="_yx9x15mkgkfj" w:id="62"/>
-      <w:bookmarkEnd w:id="62"/>
+      <w:bookmarkStart w:colFirst="0" w:colLast="0" w:name="_yx9x15mkgkfj" w:id="64"/>
+      <w:bookmarkEnd w:id="64"/>
       <w:r>
         <w:rPr>
           <w:rtl w:val="0"/>
@@ -29123,8 +29534,8 @@
           <w:color w:val="1d2d3e"/>
         </w:rPr>
       </w:pPr>
-      <w:bookmarkStart w:colFirst="0" w:colLast="0" w:name="_9k1yv9xomfqf" w:id="63"/>
-      <w:bookmarkEnd w:id="63"/>
+      <w:bookmarkStart w:colFirst="0" w:colLast="0" w:name="_9k1yv9xomfqf" w:id="65"/>
+      <w:bookmarkEnd w:id="65"/>
       <w:r>
         <w:rPr>
           <w:color w:val="1d2d3e"/>
@@ -29887,12 +30298,12 @@
           <wp:inline distB="114300" distT="114300" distL="114300" distR="114300">
             <wp:extent cx="10763250" cy="2486025"/>
             <wp:effectExtent b="0" l="0" r="0" t="0"/>
-            <wp:docPr id="1" name="image3.png"/>
+            <wp:docPr id="1" name="image1.png"/>
             <a:graphic>
               <a:graphicData uri="http://schemas.openxmlformats.org/drawingml/2006/picture">
                 <pic:pic>
                   <pic:nvPicPr>
-                    <pic:cNvPr id="0" name="image3.png"/>
+                    <pic:cNvPr id="0" name="image1.png"/>
                     <pic:cNvPicPr preferRelativeResize="0"/>
                   </pic:nvPicPr>
                   <pic:blipFill>
@@ -30597,7 +31008,7 @@
     <w:name w:val="normal"/>
   </w:style>
   <w:style w:type="table" w:styleId="TableNormal" w:default="1">
-    <w:name w:val="Table Normal"/>
+    <w:name w:val="TableNormal"/>
   </w:style>
   <w:style w:type="paragraph" w:styleId="Heading1">
     <w:name w:val="heading 1"/>
